--- a/Calendario2025/Ejercicios/E1_VLSM/Ejercicio1_VLSM.docx
+++ b/Calendario2025/Ejercicios/E1_VLSM/Ejercicio1_VLSM.docx
@@ -1,6 +1,6 @@
 
 <file path=word/document.xml><?xml version="1.0" encoding="utf-8"?>
-<w:document xmlns:wpc="http://schemas.microsoft.com/office/word/2010/wordprocessingCanvas" xmlns:cx="http://schemas.microsoft.com/office/drawing/2014/chartex" xmlns:cx1="http://schemas.microsoft.com/office/drawing/2015/9/8/chartex" xmlns:cx2="http://schemas.microsoft.com/office/drawing/2015/10/21/chartex" xmlns:cx3="http://schemas.microsoft.com/office/drawing/2016/5/9/chartex" xmlns:cx4="http://schemas.microsoft.com/office/drawing/2016/5/10/chartex" xmlns:cx5="http://schemas.microsoft.com/office/drawing/2016/5/11/chartex" xmlns:cx6="http://schemas.microsoft.com/office/drawing/2016/5/12/chartex" xmlns:cx7="http://schemas.microsoft.com/office/drawing/2016/5/13/chartex" xmlns:cx8="http://schemas.microsoft.com/office/drawing/2016/5/14/chartex" xmlns:mc="http://schemas.openxmlformats.org/markup-compatibility/2006" xmlns:aink="http://schemas.microsoft.com/office/drawing/2016/ink" xmlns:am3d="http://schemas.microsoft.com/office/drawing/2017/model3d" xmlns:o="urn:schemas-microsoft-com:office:office" xmlns:oel="http://schemas.microsoft.com/office/2019/extlst" xmlns:r="http://schemas.openxmlformats.org/officeDocument/2006/relationships" xmlns:m="http://schemas.openxmlformats.org/officeDocument/2006/math" xmlns:v="urn:schemas-microsoft-com:vml" xmlns:wp14="http://schemas.microsoft.com/office/word/2010/wordprocessingDrawing" xmlns:wp="http://schemas.openxmlformats.org/drawingml/2006/wordprocessingDrawing" xmlns:w10="urn:schemas-microsoft-com:office:word" xmlns:w="http://schemas.openxmlformats.org/wordprocessingml/2006/main" xmlns:w14="http://schemas.microsoft.com/office/word/2010/wordml" xmlns:w15="http://schemas.microsoft.com/office/word/2012/wordml" xmlns:w16cex="http://schemas.microsoft.com/office/word/2018/wordml/cex" xmlns:w16cid="http://schemas.microsoft.com/office/word/2016/wordml/cid" xmlns:w16="http://schemas.microsoft.com/office/word/2018/wordml" xmlns:w16sdtdh="http://schemas.microsoft.com/office/word/2020/wordml/sdtdatahash" xmlns:w16se="http://schemas.microsoft.com/office/word/2015/wordml/symex" xmlns:wpg="http://schemas.microsoft.com/office/word/2010/wordprocessingGroup" xmlns:wpi="http://schemas.microsoft.com/office/word/2010/wordprocessingInk" xmlns:wne="http://schemas.microsoft.com/office/word/2006/wordml" xmlns:wps="http://schemas.microsoft.com/office/word/2010/wordprocessingShape" mc:Ignorable="w14 w15 w16se w16cid w16 w16cex w16sdtdh wp14">
+<w:document xmlns:wpc="http://schemas.microsoft.com/office/word/2010/wordprocessingCanvas" xmlns:cx="http://schemas.microsoft.com/office/drawing/2014/chartex" xmlns:cx1="http://schemas.microsoft.com/office/drawing/2015/9/8/chartex" xmlns:cx2="http://schemas.microsoft.com/office/drawing/2015/10/21/chartex" xmlns:cx3="http://schemas.microsoft.com/office/drawing/2016/5/9/chartex" xmlns:cx4="http://schemas.microsoft.com/office/drawing/2016/5/10/chartex" xmlns:cx5="http://schemas.microsoft.com/office/drawing/2016/5/11/chartex" xmlns:cx6="http://schemas.microsoft.com/office/drawing/2016/5/12/chartex" xmlns:cx7="http://schemas.microsoft.com/office/drawing/2016/5/13/chartex" xmlns:cx8="http://schemas.microsoft.com/office/drawing/2016/5/14/chartex" xmlns:mc="http://schemas.openxmlformats.org/markup-compatibility/2006" xmlns:aink="http://schemas.microsoft.com/office/drawing/2016/ink" xmlns:am3d="http://schemas.microsoft.com/office/drawing/2017/model3d" xmlns:o="urn:schemas-microsoft-com:office:office" xmlns:oel="http://schemas.microsoft.com/office/2019/extlst" xmlns:r="http://schemas.openxmlformats.org/officeDocument/2006/relationships" xmlns:m="http://schemas.openxmlformats.org/officeDocument/2006/math" xmlns:v="urn:schemas-microsoft-com:vml" xmlns:wp14="http://schemas.microsoft.com/office/word/2010/wordprocessingDrawing" xmlns:wp="http://schemas.openxmlformats.org/drawingml/2006/wordprocessingDrawing" xmlns:w10="urn:schemas-microsoft-com:office:word" xmlns:w="http://schemas.openxmlformats.org/wordprocessingml/2006/main" xmlns:w14="http://schemas.microsoft.com/office/word/2010/wordml" xmlns:w15="http://schemas.microsoft.com/office/word/2012/wordml" xmlns:w16cex="http://schemas.microsoft.com/office/word/2018/wordml/cex" xmlns:w16cid="http://schemas.microsoft.com/office/word/2016/wordml/cid" xmlns:w16="http://schemas.microsoft.com/office/word/2018/wordml" xmlns:w16du="http://schemas.microsoft.com/office/word/2023/wordml/word16du" xmlns:w16sdtdh="http://schemas.microsoft.com/office/word/2020/wordml/sdtdatahash" xmlns:w16sdtfl="http://schemas.microsoft.com/office/word/2024/wordml/sdtformatlock" xmlns:w16se="http://schemas.microsoft.com/office/word/2015/wordml/symex" xmlns:wpg="http://schemas.microsoft.com/office/word/2010/wordprocessingGroup" xmlns:wpi="http://schemas.microsoft.com/office/word/2010/wordprocessingInk" xmlns:wne="http://schemas.microsoft.com/office/word/2006/wordml" xmlns:wps="http://schemas.microsoft.com/office/word/2010/wordprocessingShape" mc:Ignorable="w14 w15 w16se w16cid w16 w16cex w16sdtdh w16sdtfl w16du wp14">
   <w:body>
     <w:p>
       <w:r>
@@ -164,7 +164,7 @@
                                     </pic:cNvPicPr>
                                   </pic:nvPicPr>
                                   <pic:blipFill>
-                                    <a:blip r:embed="rId7">
+                                    <a:blip r:embed="rId8">
                                       <a:extLst>
                                         <a:ext uri="{28A0092B-C50C-407E-A947-70E740481C1C}">
                                           <a14:useLocalDpi xmlns:a14="http://schemas.microsoft.com/office/drawing/2010/main" val="0"/>
@@ -242,15 +242,18 @@
           <w:szCs w:val="24"/>
         </w:rPr>
       </w:pPr>
-      <w:r>
+    </w:p>
+    <w:p>
+      <w:pPr>
+        <w:spacing w:before="120" w:after="120" w:line="300" w:lineRule="exact"/>
+        <w:jc w:val="center"/>
         <w:rPr>
           <w:rFonts w:ascii="Arial" w:hAnsi="Arial" w:cs="Arial"/>
           <w:b/>
           <w:sz w:val="24"/>
           <w:szCs w:val="24"/>
         </w:rPr>
-        <w:t>E</w:t>
-      </w:r>
+      </w:pPr>
       <w:r>
         <w:rPr>
           <w:rFonts w:ascii="Arial" w:hAnsi="Arial" w:cs="Arial"/>
@@ -258,7 +261,7 @@
           <w:sz w:val="24"/>
           <w:szCs w:val="24"/>
         </w:rPr>
-        <w:t xml:space="preserve">jercicio </w:t>
+        <w:t>E</w:t>
       </w:r>
       <w:r>
         <w:rPr>
@@ -267,7 +270,7 @@
           <w:sz w:val="24"/>
           <w:szCs w:val="24"/>
         </w:rPr>
-        <w:t>1</w:t>
+        <w:t xml:space="preserve">jercicio </w:t>
       </w:r>
       <w:r>
         <w:rPr>
@@ -276,7 +279,7 @@
           <w:sz w:val="24"/>
           <w:szCs w:val="24"/>
         </w:rPr>
-        <w:t xml:space="preserve">. </w:t>
+        <w:t>1</w:t>
       </w:r>
       <w:r>
         <w:rPr>
@@ -285,8 +288,29 @@
           <w:sz w:val="24"/>
           <w:szCs w:val="24"/>
         </w:rPr>
+        <w:t xml:space="preserve">. </w:t>
+      </w:r>
+      <w:r>
+        <w:rPr>
+          <w:rFonts w:ascii="Arial" w:hAnsi="Arial" w:cs="Arial"/>
+          <w:b/>
+          <w:sz w:val="24"/>
+          <w:szCs w:val="24"/>
+        </w:rPr>
         <w:t>Cálculo básico de VLSM y diseño de direccionamiento</w:t>
       </w:r>
+    </w:p>
+    <w:p>
+      <w:pPr>
+        <w:spacing w:before="120" w:after="120" w:line="300" w:lineRule="exact"/>
+        <w:jc w:val="center"/>
+        <w:rPr>
+          <w:rFonts w:ascii="Arial" w:hAnsi="Arial" w:cs="Arial"/>
+          <w:b/>
+          <w:sz w:val="24"/>
+          <w:szCs w:val="24"/>
+        </w:rPr>
+      </w:pPr>
     </w:p>
     <w:p>
       <w:pPr>
@@ -359,30 +383,6 @@
           <w:bCs/>
         </w:rPr>
         <w:t>.0</w:t>
-      </w:r>
-      <w:r>
-        <w:rPr>
-          <w:rFonts w:ascii="Arial" w:hAnsi="Arial" w:cs="Arial"/>
-          <w:b/>
-          <w:bCs/>
-        </w:rPr>
-        <w:t xml:space="preserve"> /</w:t>
-      </w:r>
-      <w:r>
-        <w:rPr>
-          <w:rFonts w:ascii="Arial" w:hAnsi="Arial" w:cs="Arial"/>
-          <w:b/>
-          <w:bCs/>
-        </w:rPr>
-        <w:t>1</w:t>
-      </w:r>
-      <w:r>
-        <w:rPr>
-          <w:rFonts w:ascii="Arial" w:hAnsi="Arial" w:cs="Arial"/>
-          <w:b/>
-          <w:bCs/>
-        </w:rPr>
-        <w:t>7</w:t>
       </w:r>
       <w:r>
         <w:rPr>
@@ -3341,7 +3341,7 @@
                     </pic:cNvPicPr>
                   </pic:nvPicPr>
                   <pic:blipFill>
-                    <a:blip r:embed="rId8">
+                    <a:blip r:embed="rId9">
                       <a:extLst>
                         <a:ext uri="{28A0092B-C50C-407E-A947-70E740481C1C}">
                           <a14:useLocalDpi xmlns:a14="http://schemas.microsoft.com/office/drawing/2010/main" val="0"/>
@@ -3388,13 +3388,7 @@
     </w:p>
     <w:p>
       <w:pPr>
-        <w:pStyle w:val="ListParagraph"/>
-        <w:numPr>
-          <w:ilvl w:val="0"/>
-          <w:numId w:val="1"/>
-        </w:numPr>
-        <w:spacing w:after="120" w:line="300" w:lineRule="exact"/>
-        <w:ind w:left="244" w:hanging="244"/>
+        <w:spacing w:line="300" w:lineRule="exact"/>
         <w:jc w:val="both"/>
         <w:rPr>
           <w:rFonts w:ascii="Arial" w:eastAsia="Times New Roman" w:hAnsi="Arial" w:cs="Arial"/>
@@ -3402,30 +3396,9 @@
           <w:szCs w:val="20"/>
         </w:rPr>
       </w:pPr>
-      <w:r>
-        <w:rPr>
-          <w:rFonts w:ascii="Arial" w:eastAsia="Times New Roman" w:hAnsi="Arial" w:cs="Arial"/>
-          <w:sz w:val="20"/>
-          <w:szCs w:val="20"/>
-        </w:rPr>
-        <w:t>E</w:t>
-      </w:r>
-      <w:r>
-        <w:rPr>
-          <w:rFonts w:ascii="Arial" w:eastAsia="Times New Roman" w:hAnsi="Arial" w:cs="Arial"/>
-          <w:sz w:val="20"/>
-          <w:szCs w:val="20"/>
-        </w:rPr>
-        <w:t>xaminar los requisitos de la red.</w:t>
-      </w:r>
     </w:p>
     <w:p>
       <w:pPr>
-        <w:pStyle w:val="ListParagraph"/>
-        <w:numPr>
-          <w:ilvl w:val="0"/>
-          <w:numId w:val="6"/>
-        </w:numPr>
         <w:spacing w:line="300" w:lineRule="exact"/>
         <w:jc w:val="both"/>
         <w:rPr>
@@ -3434,22 +3407,9 @@
           <w:szCs w:val="20"/>
         </w:rPr>
       </w:pPr>
-      <w:r>
-        <w:rPr>
-          <w:rFonts w:ascii="Arial" w:eastAsia="Times New Roman" w:hAnsi="Arial" w:cs="Arial"/>
-          <w:sz w:val="20"/>
-          <w:szCs w:val="20"/>
-        </w:rPr>
-        <w:t>¿Cuántas subredes se necesitan? _____</w:t>
-      </w:r>
     </w:p>
     <w:p>
       <w:pPr>
-        <w:pStyle w:val="ListParagraph"/>
-        <w:numPr>
-          <w:ilvl w:val="0"/>
-          <w:numId w:val="6"/>
-        </w:numPr>
         <w:spacing w:line="300" w:lineRule="exact"/>
         <w:jc w:val="both"/>
         <w:rPr>
@@ -3458,22 +3418,9 @@
           <w:szCs w:val="20"/>
         </w:rPr>
       </w:pPr>
-      <w:r>
-        <w:rPr>
-          <w:rFonts w:ascii="Arial" w:eastAsia="Times New Roman" w:hAnsi="Arial" w:cs="Arial"/>
-          <w:sz w:val="20"/>
-          <w:szCs w:val="20"/>
-        </w:rPr>
-        <w:t>¿Cuál es el número total de direcciones IP que se necesitan? ______</w:t>
-      </w:r>
     </w:p>
     <w:p>
       <w:pPr>
-        <w:pStyle w:val="ListParagraph"/>
-        <w:numPr>
-          <w:ilvl w:val="0"/>
-          <w:numId w:val="6"/>
-        </w:numPr>
         <w:spacing w:line="300" w:lineRule="exact"/>
         <w:jc w:val="both"/>
         <w:rPr>
@@ -3482,244 +3429,6 @@
           <w:szCs w:val="20"/>
         </w:rPr>
       </w:pPr>
-      <w:r>
-        <w:rPr>
-          <w:rFonts w:ascii="Arial" w:eastAsia="Times New Roman" w:hAnsi="Arial" w:cs="Arial"/>
-          <w:sz w:val="20"/>
-          <w:szCs w:val="20"/>
-        </w:rPr>
-        <w:t xml:space="preserve">¿Cuál es el número total de direcciones IP que están disponibles en la red </w:t>
-      </w:r>
-      <w:r>
-        <w:rPr>
-          <w:rFonts w:ascii="Arial" w:eastAsia="Times New Roman" w:hAnsi="Arial" w:cs="Arial"/>
-          <w:b/>
-          <w:bCs/>
-          <w:sz w:val="20"/>
-          <w:szCs w:val="20"/>
-        </w:rPr>
-        <w:t>1</w:t>
-      </w:r>
-      <w:r>
-        <w:rPr>
-          <w:rFonts w:ascii="Arial" w:eastAsia="Times New Roman" w:hAnsi="Arial" w:cs="Arial"/>
-          <w:b/>
-          <w:bCs/>
-          <w:sz w:val="20"/>
-          <w:szCs w:val="20"/>
-        </w:rPr>
-        <w:t>70</w:t>
-      </w:r>
-      <w:r>
-        <w:rPr>
-          <w:rFonts w:ascii="Arial" w:eastAsia="Times New Roman" w:hAnsi="Arial" w:cs="Arial"/>
-          <w:b/>
-          <w:bCs/>
-          <w:sz w:val="20"/>
-          <w:szCs w:val="20"/>
-        </w:rPr>
-        <w:t>.1</w:t>
-      </w:r>
-      <w:r>
-        <w:rPr>
-          <w:rFonts w:ascii="Arial" w:eastAsia="Times New Roman" w:hAnsi="Arial" w:cs="Arial"/>
-          <w:b/>
-          <w:bCs/>
-          <w:sz w:val="20"/>
-          <w:szCs w:val="20"/>
-        </w:rPr>
-        <w:t>.128</w:t>
-      </w:r>
-      <w:r>
-        <w:rPr>
-          <w:rFonts w:ascii="Arial" w:eastAsia="Times New Roman" w:hAnsi="Arial" w:cs="Arial"/>
-          <w:b/>
-          <w:bCs/>
-          <w:sz w:val="20"/>
-          <w:szCs w:val="20"/>
-        </w:rPr>
-        <w:t>.0</w:t>
-      </w:r>
-      <w:r>
-        <w:rPr>
-          <w:rFonts w:ascii="Arial" w:eastAsia="Times New Roman" w:hAnsi="Arial" w:cs="Arial"/>
-          <w:b/>
-          <w:bCs/>
-          <w:sz w:val="20"/>
-          <w:szCs w:val="20"/>
-        </w:rPr>
-        <w:t xml:space="preserve"> </w:t>
-      </w:r>
-      <w:r>
-        <w:rPr>
-          <w:rFonts w:ascii="Arial" w:eastAsia="Times New Roman" w:hAnsi="Arial" w:cs="Arial"/>
-          <w:b/>
-          <w:bCs/>
-          <w:sz w:val="20"/>
-          <w:szCs w:val="20"/>
-        </w:rPr>
-        <w:t>/</w:t>
-      </w:r>
-      <w:r>
-        <w:rPr>
-          <w:rFonts w:ascii="Arial" w:eastAsia="Times New Roman" w:hAnsi="Arial" w:cs="Arial"/>
-          <w:b/>
-          <w:bCs/>
-          <w:sz w:val="20"/>
-          <w:szCs w:val="20"/>
-        </w:rPr>
-        <w:t xml:space="preserve"> </w:t>
-      </w:r>
-      <w:r>
-        <w:rPr>
-          <w:rFonts w:ascii="Arial" w:eastAsia="Times New Roman" w:hAnsi="Arial" w:cs="Arial"/>
-          <w:b/>
-          <w:bCs/>
-          <w:sz w:val="20"/>
-          <w:szCs w:val="20"/>
-        </w:rPr>
-        <w:t>1</w:t>
-      </w:r>
-      <w:r>
-        <w:rPr>
-          <w:rFonts w:ascii="Arial" w:eastAsia="Times New Roman" w:hAnsi="Arial" w:cs="Arial"/>
-          <w:b/>
-          <w:bCs/>
-          <w:sz w:val="20"/>
-          <w:szCs w:val="20"/>
-        </w:rPr>
-        <w:t>7</w:t>
-      </w:r>
-      <w:r>
-        <w:rPr>
-          <w:rFonts w:ascii="Arial" w:eastAsia="Times New Roman" w:hAnsi="Arial" w:cs="Arial"/>
-          <w:sz w:val="20"/>
-          <w:szCs w:val="20"/>
-        </w:rPr>
-        <w:t>? _______</w:t>
-      </w:r>
-    </w:p>
-    <w:p>
-      <w:pPr>
-        <w:pStyle w:val="ListParagraph"/>
-        <w:numPr>
-          <w:ilvl w:val="0"/>
-          <w:numId w:val="6"/>
-        </w:numPr>
-        <w:spacing w:line="300" w:lineRule="exact"/>
-        <w:jc w:val="both"/>
-        <w:rPr>
-          <w:rFonts w:ascii="Arial" w:eastAsia="Times New Roman" w:hAnsi="Arial" w:cs="Arial"/>
-          <w:sz w:val="20"/>
-          <w:szCs w:val="20"/>
-        </w:rPr>
-      </w:pPr>
-      <w:r>
-        <w:rPr>
-          <w:rFonts w:ascii="Arial" w:eastAsia="Times New Roman" w:hAnsi="Arial" w:cs="Arial"/>
-          <w:sz w:val="20"/>
-          <w:szCs w:val="20"/>
-        </w:rPr>
-        <w:t xml:space="preserve">¿Se pueden cumplir los requisitos de direccionamiento de red utilizando la red </w:t>
-      </w:r>
-      <w:r>
-        <w:rPr>
-          <w:rFonts w:ascii="Arial" w:eastAsia="Times New Roman" w:hAnsi="Arial" w:cs="Arial"/>
-          <w:b/>
-          <w:bCs/>
-          <w:sz w:val="20"/>
-          <w:szCs w:val="20"/>
-        </w:rPr>
-        <w:t>1</w:t>
-      </w:r>
-      <w:r>
-        <w:rPr>
-          <w:rFonts w:ascii="Arial" w:eastAsia="Times New Roman" w:hAnsi="Arial" w:cs="Arial"/>
-          <w:b/>
-          <w:bCs/>
-          <w:sz w:val="20"/>
-          <w:szCs w:val="20"/>
-        </w:rPr>
-        <w:t>7</w:t>
-      </w:r>
-      <w:r>
-        <w:rPr>
-          <w:rFonts w:ascii="Arial" w:eastAsia="Times New Roman" w:hAnsi="Arial" w:cs="Arial"/>
-          <w:b/>
-          <w:bCs/>
-          <w:sz w:val="20"/>
-          <w:szCs w:val="20"/>
-        </w:rPr>
-        <w:t>0.1.</w:t>
-      </w:r>
-      <w:r>
-        <w:rPr>
-          <w:rFonts w:ascii="Arial" w:eastAsia="Times New Roman" w:hAnsi="Arial" w:cs="Arial"/>
-          <w:b/>
-          <w:bCs/>
-          <w:sz w:val="20"/>
-          <w:szCs w:val="20"/>
-        </w:rPr>
-        <w:t>128</w:t>
-      </w:r>
-      <w:r>
-        <w:rPr>
-          <w:rFonts w:ascii="Arial" w:eastAsia="Times New Roman" w:hAnsi="Arial" w:cs="Arial"/>
-          <w:b/>
-          <w:bCs/>
-          <w:sz w:val="20"/>
-          <w:szCs w:val="20"/>
-        </w:rPr>
-        <w:t>.0</w:t>
-      </w:r>
-      <w:r>
-        <w:rPr>
-          <w:rFonts w:ascii="Arial" w:eastAsia="Times New Roman" w:hAnsi="Arial" w:cs="Arial"/>
-          <w:b/>
-          <w:bCs/>
-          <w:sz w:val="20"/>
-          <w:szCs w:val="20"/>
-        </w:rPr>
-        <w:t xml:space="preserve"> </w:t>
-      </w:r>
-      <w:r>
-        <w:rPr>
-          <w:rFonts w:ascii="Arial" w:eastAsia="Times New Roman" w:hAnsi="Arial" w:cs="Arial"/>
-          <w:b/>
-          <w:bCs/>
-          <w:sz w:val="20"/>
-          <w:szCs w:val="20"/>
-        </w:rPr>
-        <w:t>/</w:t>
-      </w:r>
-      <w:r>
-        <w:rPr>
-          <w:rFonts w:ascii="Arial" w:eastAsia="Times New Roman" w:hAnsi="Arial" w:cs="Arial"/>
-          <w:b/>
-          <w:bCs/>
-          <w:sz w:val="20"/>
-          <w:szCs w:val="20"/>
-        </w:rPr>
-        <w:t xml:space="preserve"> </w:t>
-      </w:r>
-      <w:r>
-        <w:rPr>
-          <w:rFonts w:ascii="Arial" w:eastAsia="Times New Roman" w:hAnsi="Arial" w:cs="Arial"/>
-          <w:b/>
-          <w:bCs/>
-          <w:sz w:val="20"/>
-          <w:szCs w:val="20"/>
-        </w:rPr>
-        <w:t>17</w:t>
-      </w:r>
-      <w:r>
-        <w:rPr>
-          <w:rFonts w:ascii="Arial" w:eastAsia="Times New Roman" w:hAnsi="Arial" w:cs="Arial"/>
-          <w:sz w:val="20"/>
-          <w:szCs w:val="20"/>
-        </w:rPr>
-        <w:t>? _______</w:t>
-      </w:r>
     </w:p>
     <w:p>
       <w:pPr>
@@ -6160,7 +5869,6 @@
           <w:sz w:val="20"/>
           <w:szCs w:val="20"/>
         </w:rPr>
-        <w:lastRenderedPageBreak/>
         <w:t>C</w:t>
       </w:r>
       <w:r>
@@ -8527,7 +8235,7 @@
       </w:pPr>
     </w:p>
     <w:sectPr>
-      <w:footerReference w:type="default" r:id="rId9"/>
+      <w:footerReference w:type="default" r:id="rId10"/>
       <w:pgSz w:w="15840" w:h="12240" w:orient="landscape"/>
       <w:pgMar w:top="500" w:right="940" w:bottom="142" w:left="1140" w:header="0" w:footer="959" w:gutter="0"/>
       <w:cols w:space="720"/>
@@ -8538,7 +8246,7 @@
 </file>
 
 <file path=word/endnotes.xml><?xml version="1.0" encoding="utf-8"?>
-<w:endnotes xmlns:wpc="http://schemas.microsoft.com/office/word/2010/wordprocessingCanvas" xmlns:cx="http://schemas.microsoft.com/office/drawing/2014/chartex" xmlns:cx1="http://schemas.microsoft.com/office/drawing/2015/9/8/chartex" xmlns:cx2="http://schemas.microsoft.com/office/drawing/2015/10/21/chartex" xmlns:cx3="http://schemas.microsoft.com/office/drawing/2016/5/9/chartex" xmlns:cx4="http://schemas.microsoft.com/office/drawing/2016/5/10/chartex" xmlns:cx5="http://schemas.microsoft.com/office/drawing/2016/5/11/chartex" xmlns:cx6="http://schemas.microsoft.com/office/drawing/2016/5/12/chartex" xmlns:cx7="http://schemas.microsoft.com/office/drawing/2016/5/13/chartex" xmlns:cx8="http://schemas.microsoft.com/office/drawing/2016/5/14/chartex" xmlns:mc="http://schemas.openxmlformats.org/markup-compatibility/2006" xmlns:aink="http://schemas.microsoft.com/office/drawing/2016/ink" xmlns:am3d="http://schemas.microsoft.com/office/drawing/2017/model3d" xmlns:o="urn:schemas-microsoft-com:office:office" xmlns:oel="http://schemas.microsoft.com/office/2019/extlst" xmlns:r="http://schemas.openxmlformats.org/officeDocument/2006/relationships" xmlns:m="http://schemas.openxmlformats.org/officeDocument/2006/math" xmlns:v="urn:schemas-microsoft-com:vml" xmlns:wp14="http://schemas.microsoft.com/office/word/2010/wordprocessingDrawing" xmlns:wp="http://schemas.openxmlformats.org/drawingml/2006/wordprocessingDrawing" xmlns:w10="urn:schemas-microsoft-com:office:word" xmlns:w="http://schemas.openxmlformats.org/wordprocessingml/2006/main" xmlns:w14="http://schemas.microsoft.com/office/word/2010/wordml" xmlns:w15="http://schemas.microsoft.com/office/word/2012/wordml" xmlns:w16cex="http://schemas.microsoft.com/office/word/2018/wordml/cex" xmlns:w16cid="http://schemas.microsoft.com/office/word/2016/wordml/cid" xmlns:w16="http://schemas.microsoft.com/office/word/2018/wordml" xmlns:w16sdtdh="http://schemas.microsoft.com/office/word/2020/wordml/sdtdatahash" xmlns:w16se="http://schemas.microsoft.com/office/word/2015/wordml/symex" xmlns:wpg="http://schemas.microsoft.com/office/word/2010/wordprocessingGroup" xmlns:wpi="http://schemas.microsoft.com/office/word/2010/wordprocessingInk" xmlns:wne="http://schemas.microsoft.com/office/word/2006/wordml" xmlns:wps="http://schemas.microsoft.com/office/word/2010/wordprocessingShape" mc:Ignorable="w14 w15 w16se w16cid w16 w16cex w16sdtdh wp14">
+<w:endnotes xmlns:wpc="http://schemas.microsoft.com/office/word/2010/wordprocessingCanvas" xmlns:cx="http://schemas.microsoft.com/office/drawing/2014/chartex" xmlns:cx1="http://schemas.microsoft.com/office/drawing/2015/9/8/chartex" xmlns:cx2="http://schemas.microsoft.com/office/drawing/2015/10/21/chartex" xmlns:cx3="http://schemas.microsoft.com/office/drawing/2016/5/9/chartex" xmlns:cx4="http://schemas.microsoft.com/office/drawing/2016/5/10/chartex" xmlns:cx5="http://schemas.microsoft.com/office/drawing/2016/5/11/chartex" xmlns:cx6="http://schemas.microsoft.com/office/drawing/2016/5/12/chartex" xmlns:cx7="http://schemas.microsoft.com/office/drawing/2016/5/13/chartex" xmlns:cx8="http://schemas.microsoft.com/office/drawing/2016/5/14/chartex" xmlns:mc="http://schemas.openxmlformats.org/markup-compatibility/2006" xmlns:aink="http://schemas.microsoft.com/office/drawing/2016/ink" xmlns:am3d="http://schemas.microsoft.com/office/drawing/2017/model3d" xmlns:o="urn:schemas-microsoft-com:office:office" xmlns:oel="http://schemas.microsoft.com/office/2019/extlst" xmlns:r="http://schemas.openxmlformats.org/officeDocument/2006/relationships" xmlns:m="http://schemas.openxmlformats.org/officeDocument/2006/math" xmlns:v="urn:schemas-microsoft-com:vml" xmlns:wp14="http://schemas.microsoft.com/office/word/2010/wordprocessingDrawing" xmlns:wp="http://schemas.openxmlformats.org/drawingml/2006/wordprocessingDrawing" xmlns:w10="urn:schemas-microsoft-com:office:word" xmlns:w="http://schemas.openxmlformats.org/wordprocessingml/2006/main" xmlns:w14="http://schemas.microsoft.com/office/word/2010/wordml" xmlns:w15="http://schemas.microsoft.com/office/word/2012/wordml" xmlns:w16cex="http://schemas.microsoft.com/office/word/2018/wordml/cex" xmlns:w16cid="http://schemas.microsoft.com/office/word/2016/wordml/cid" xmlns:w16="http://schemas.microsoft.com/office/word/2018/wordml" xmlns:w16du="http://schemas.microsoft.com/office/word/2023/wordml/word16du" xmlns:w16sdtdh="http://schemas.microsoft.com/office/word/2020/wordml/sdtdatahash" xmlns:w16sdtfl="http://schemas.microsoft.com/office/word/2024/wordml/sdtformatlock" xmlns:w16se="http://schemas.microsoft.com/office/word/2015/wordml/symex" xmlns:wpg="http://schemas.microsoft.com/office/word/2010/wordprocessingGroup" xmlns:wpi="http://schemas.microsoft.com/office/word/2010/wordprocessingInk" xmlns:wne="http://schemas.microsoft.com/office/word/2006/wordml" xmlns:wps="http://schemas.microsoft.com/office/word/2010/wordprocessingShape" mc:Ignorable="w14 w15 w16se w16cid w16 w16cex w16sdtdh w16sdtfl w16du wp14">
   <w:endnote w:type="separator" w:id="-1">
     <w:p>
       <w:r>
@@ -8557,7 +8265,7 @@
 </file>
 
 <file path=word/footer1.xml><?xml version="1.0" encoding="utf-8"?>
-<w:ftr xmlns:wpc="http://schemas.microsoft.com/office/word/2010/wordprocessingCanvas" xmlns:cx="http://schemas.microsoft.com/office/drawing/2014/chartex" xmlns:cx1="http://schemas.microsoft.com/office/drawing/2015/9/8/chartex" xmlns:cx2="http://schemas.microsoft.com/office/drawing/2015/10/21/chartex" xmlns:cx3="http://schemas.microsoft.com/office/drawing/2016/5/9/chartex" xmlns:cx4="http://schemas.microsoft.com/office/drawing/2016/5/10/chartex" xmlns:cx5="http://schemas.microsoft.com/office/drawing/2016/5/11/chartex" xmlns:cx6="http://schemas.microsoft.com/office/drawing/2016/5/12/chartex" xmlns:cx7="http://schemas.microsoft.com/office/drawing/2016/5/13/chartex" xmlns:cx8="http://schemas.microsoft.com/office/drawing/2016/5/14/chartex" xmlns:mc="http://schemas.openxmlformats.org/markup-compatibility/2006" xmlns:aink="http://schemas.microsoft.com/office/drawing/2016/ink" xmlns:am3d="http://schemas.microsoft.com/office/drawing/2017/model3d" xmlns:o="urn:schemas-microsoft-com:office:office" xmlns:oel="http://schemas.microsoft.com/office/2019/extlst" xmlns:r="http://schemas.openxmlformats.org/officeDocument/2006/relationships" xmlns:m="http://schemas.openxmlformats.org/officeDocument/2006/math" xmlns:v="urn:schemas-microsoft-com:vml" xmlns:wp14="http://schemas.microsoft.com/office/word/2010/wordprocessingDrawing" xmlns:wp="http://schemas.openxmlformats.org/drawingml/2006/wordprocessingDrawing" xmlns:w10="urn:schemas-microsoft-com:office:word" xmlns:w="http://schemas.openxmlformats.org/wordprocessingml/2006/main" xmlns:w14="http://schemas.microsoft.com/office/word/2010/wordml" xmlns:w15="http://schemas.microsoft.com/office/word/2012/wordml" xmlns:w16cex="http://schemas.microsoft.com/office/word/2018/wordml/cex" xmlns:w16cid="http://schemas.microsoft.com/office/word/2016/wordml/cid" xmlns:w16="http://schemas.microsoft.com/office/word/2018/wordml" xmlns:w16sdtdh="http://schemas.microsoft.com/office/word/2020/wordml/sdtdatahash" xmlns:w16se="http://schemas.microsoft.com/office/word/2015/wordml/symex" xmlns:wpg="http://schemas.microsoft.com/office/word/2010/wordprocessingGroup" xmlns:wpi="http://schemas.microsoft.com/office/word/2010/wordprocessingInk" xmlns:wne="http://schemas.microsoft.com/office/word/2006/wordml" xmlns:wps="http://schemas.microsoft.com/office/word/2010/wordprocessingShape" mc:Ignorable="w14 w15 w16se w16cid w16 w16cex w16sdtdh wp14">
+<w:ftr xmlns:wpc="http://schemas.microsoft.com/office/word/2010/wordprocessingCanvas" xmlns:cx="http://schemas.microsoft.com/office/drawing/2014/chartex" xmlns:cx1="http://schemas.microsoft.com/office/drawing/2015/9/8/chartex" xmlns:cx2="http://schemas.microsoft.com/office/drawing/2015/10/21/chartex" xmlns:cx3="http://schemas.microsoft.com/office/drawing/2016/5/9/chartex" xmlns:cx4="http://schemas.microsoft.com/office/drawing/2016/5/10/chartex" xmlns:cx5="http://schemas.microsoft.com/office/drawing/2016/5/11/chartex" xmlns:cx6="http://schemas.microsoft.com/office/drawing/2016/5/12/chartex" xmlns:cx7="http://schemas.microsoft.com/office/drawing/2016/5/13/chartex" xmlns:cx8="http://schemas.microsoft.com/office/drawing/2016/5/14/chartex" xmlns:mc="http://schemas.openxmlformats.org/markup-compatibility/2006" xmlns:aink="http://schemas.microsoft.com/office/drawing/2016/ink" xmlns:am3d="http://schemas.microsoft.com/office/drawing/2017/model3d" xmlns:o="urn:schemas-microsoft-com:office:office" xmlns:oel="http://schemas.microsoft.com/office/2019/extlst" xmlns:r="http://schemas.openxmlformats.org/officeDocument/2006/relationships" xmlns:m="http://schemas.openxmlformats.org/officeDocument/2006/math" xmlns:v="urn:schemas-microsoft-com:vml" xmlns:wp14="http://schemas.microsoft.com/office/word/2010/wordprocessingDrawing" xmlns:wp="http://schemas.openxmlformats.org/drawingml/2006/wordprocessingDrawing" xmlns:w10="urn:schemas-microsoft-com:office:word" xmlns:w="http://schemas.openxmlformats.org/wordprocessingml/2006/main" xmlns:w14="http://schemas.microsoft.com/office/word/2010/wordml" xmlns:w15="http://schemas.microsoft.com/office/word/2012/wordml" xmlns:w16cex="http://schemas.microsoft.com/office/word/2018/wordml/cex" xmlns:w16cid="http://schemas.microsoft.com/office/word/2016/wordml/cid" xmlns:w16="http://schemas.microsoft.com/office/word/2018/wordml" xmlns:w16du="http://schemas.microsoft.com/office/word/2023/wordml/word16du" xmlns:w16sdtdh="http://schemas.microsoft.com/office/word/2020/wordml/sdtdatahash" xmlns:w16sdtfl="http://schemas.microsoft.com/office/word/2024/wordml/sdtformatlock" xmlns:w16se="http://schemas.microsoft.com/office/word/2015/wordml/symex" xmlns:wpg="http://schemas.microsoft.com/office/word/2010/wordprocessingGroup" xmlns:wpi="http://schemas.microsoft.com/office/word/2010/wordprocessingInk" xmlns:wne="http://schemas.microsoft.com/office/word/2006/wordml" xmlns:wps="http://schemas.microsoft.com/office/word/2010/wordprocessingShape" mc:Ignorable="w14 w15 w16se w16cid w16 w16cex w16sdtdh w16sdtfl w16du wp14">
   <w:p>
     <w:pPr>
       <w:spacing w:line="14" w:lineRule="auto"/>
@@ -8571,7 +8279,7 @@
 </file>
 
 <file path=word/footnotes.xml><?xml version="1.0" encoding="utf-8"?>
-<w:footnotes xmlns:wpc="http://schemas.microsoft.com/office/word/2010/wordprocessingCanvas" xmlns:cx="http://schemas.microsoft.com/office/drawing/2014/chartex" xmlns:cx1="http://schemas.microsoft.com/office/drawing/2015/9/8/chartex" xmlns:cx2="http://schemas.microsoft.com/office/drawing/2015/10/21/chartex" xmlns:cx3="http://schemas.microsoft.com/office/drawing/2016/5/9/chartex" xmlns:cx4="http://schemas.microsoft.com/office/drawing/2016/5/10/chartex" xmlns:cx5="http://schemas.microsoft.com/office/drawing/2016/5/11/chartex" xmlns:cx6="http://schemas.microsoft.com/office/drawing/2016/5/12/chartex" xmlns:cx7="http://schemas.microsoft.com/office/drawing/2016/5/13/chartex" xmlns:cx8="http://schemas.microsoft.com/office/drawing/2016/5/14/chartex" xmlns:mc="http://schemas.openxmlformats.org/markup-compatibility/2006" xmlns:aink="http://schemas.microsoft.com/office/drawing/2016/ink" xmlns:am3d="http://schemas.microsoft.com/office/drawing/2017/model3d" xmlns:o="urn:schemas-microsoft-com:office:office" xmlns:oel="http://schemas.microsoft.com/office/2019/extlst" xmlns:r="http://schemas.openxmlformats.org/officeDocument/2006/relationships" xmlns:m="http://schemas.openxmlformats.org/officeDocument/2006/math" xmlns:v="urn:schemas-microsoft-com:vml" xmlns:wp14="http://schemas.microsoft.com/office/word/2010/wordprocessingDrawing" xmlns:wp="http://schemas.openxmlformats.org/drawingml/2006/wordprocessingDrawing" xmlns:w10="urn:schemas-microsoft-com:office:word" xmlns:w="http://schemas.openxmlformats.org/wordprocessingml/2006/main" xmlns:w14="http://schemas.microsoft.com/office/word/2010/wordml" xmlns:w15="http://schemas.microsoft.com/office/word/2012/wordml" xmlns:w16cex="http://schemas.microsoft.com/office/word/2018/wordml/cex" xmlns:w16cid="http://schemas.microsoft.com/office/word/2016/wordml/cid" xmlns:w16="http://schemas.microsoft.com/office/word/2018/wordml" xmlns:w16sdtdh="http://schemas.microsoft.com/office/word/2020/wordml/sdtdatahash" xmlns:w16se="http://schemas.microsoft.com/office/word/2015/wordml/symex" xmlns:wpg="http://schemas.microsoft.com/office/word/2010/wordprocessingGroup" xmlns:wpi="http://schemas.microsoft.com/office/word/2010/wordprocessingInk" xmlns:wne="http://schemas.microsoft.com/office/word/2006/wordml" xmlns:wps="http://schemas.microsoft.com/office/word/2010/wordprocessingShape" mc:Ignorable="w14 w15 w16se w16cid w16 w16cex w16sdtdh wp14">
+<w:footnotes xmlns:wpc="http://schemas.microsoft.com/office/word/2010/wordprocessingCanvas" xmlns:cx="http://schemas.microsoft.com/office/drawing/2014/chartex" xmlns:cx1="http://schemas.microsoft.com/office/drawing/2015/9/8/chartex" xmlns:cx2="http://schemas.microsoft.com/office/drawing/2015/10/21/chartex" xmlns:cx3="http://schemas.microsoft.com/office/drawing/2016/5/9/chartex" xmlns:cx4="http://schemas.microsoft.com/office/drawing/2016/5/10/chartex" xmlns:cx5="http://schemas.microsoft.com/office/drawing/2016/5/11/chartex" xmlns:cx6="http://schemas.microsoft.com/office/drawing/2016/5/12/chartex" xmlns:cx7="http://schemas.microsoft.com/office/drawing/2016/5/13/chartex" xmlns:cx8="http://schemas.microsoft.com/office/drawing/2016/5/14/chartex" xmlns:mc="http://schemas.openxmlformats.org/markup-compatibility/2006" xmlns:aink="http://schemas.microsoft.com/office/drawing/2016/ink" xmlns:am3d="http://schemas.microsoft.com/office/drawing/2017/model3d" xmlns:o="urn:schemas-microsoft-com:office:office" xmlns:oel="http://schemas.microsoft.com/office/2019/extlst" xmlns:r="http://schemas.openxmlformats.org/officeDocument/2006/relationships" xmlns:m="http://schemas.openxmlformats.org/officeDocument/2006/math" xmlns:v="urn:schemas-microsoft-com:vml" xmlns:wp14="http://schemas.microsoft.com/office/word/2010/wordprocessingDrawing" xmlns:wp="http://schemas.openxmlformats.org/drawingml/2006/wordprocessingDrawing" xmlns:w10="urn:schemas-microsoft-com:office:word" xmlns:w="http://schemas.openxmlformats.org/wordprocessingml/2006/main" xmlns:w14="http://schemas.microsoft.com/office/word/2010/wordml" xmlns:w15="http://schemas.microsoft.com/office/word/2012/wordml" xmlns:w16cex="http://schemas.microsoft.com/office/word/2018/wordml/cex" xmlns:w16cid="http://schemas.microsoft.com/office/word/2016/wordml/cid" xmlns:w16="http://schemas.microsoft.com/office/word/2018/wordml" xmlns:w16du="http://schemas.microsoft.com/office/word/2023/wordml/word16du" xmlns:w16sdtdh="http://schemas.microsoft.com/office/word/2020/wordml/sdtdatahash" xmlns:w16sdtfl="http://schemas.microsoft.com/office/word/2024/wordml/sdtformatlock" xmlns:w16se="http://schemas.microsoft.com/office/word/2015/wordml/symex" xmlns:wpg="http://schemas.microsoft.com/office/word/2010/wordprocessingGroup" xmlns:wpi="http://schemas.microsoft.com/office/word/2010/wordprocessingInk" xmlns:wne="http://schemas.microsoft.com/office/word/2006/wordml" xmlns:wps="http://schemas.microsoft.com/office/word/2010/wordprocessingShape" mc:Ignorable="w14 w15 w16se w16cid w16 w16cex w16sdtdh w16sdtfl w16du wp14">
   <w:footnote w:type="separator" w:id="-1">
     <w:p>
       <w:r>
@@ -8590,7 +8298,7 @@
 </file>
 
 <file path=word/numbering.xml><?xml version="1.0" encoding="utf-8"?>
-<w:numbering xmlns:wpc="http://schemas.microsoft.com/office/word/2010/wordprocessingCanvas" xmlns:cx="http://schemas.microsoft.com/office/drawing/2014/chartex" xmlns:cx1="http://schemas.microsoft.com/office/drawing/2015/9/8/chartex" xmlns:cx2="http://schemas.microsoft.com/office/drawing/2015/10/21/chartex" xmlns:cx3="http://schemas.microsoft.com/office/drawing/2016/5/9/chartex" xmlns:cx4="http://schemas.microsoft.com/office/drawing/2016/5/10/chartex" xmlns:cx5="http://schemas.microsoft.com/office/drawing/2016/5/11/chartex" xmlns:cx6="http://schemas.microsoft.com/office/drawing/2016/5/12/chartex" xmlns:cx7="http://schemas.microsoft.com/office/drawing/2016/5/13/chartex" xmlns:cx8="http://schemas.microsoft.com/office/drawing/2016/5/14/chartex" xmlns:mc="http://schemas.openxmlformats.org/markup-compatibility/2006" xmlns:aink="http://schemas.microsoft.com/office/drawing/2016/ink" xmlns:am3d="http://schemas.microsoft.com/office/drawing/2017/model3d" xmlns:o="urn:schemas-microsoft-com:office:office" xmlns:oel="http://schemas.microsoft.com/office/2019/extlst" xmlns:r="http://schemas.openxmlformats.org/officeDocument/2006/relationships" xmlns:m="http://schemas.openxmlformats.org/officeDocument/2006/math" xmlns:v="urn:schemas-microsoft-com:vml" xmlns:wp14="http://schemas.microsoft.com/office/word/2010/wordprocessingDrawing" xmlns:wp="http://schemas.openxmlformats.org/drawingml/2006/wordprocessingDrawing" xmlns:w10="urn:schemas-microsoft-com:office:word" xmlns:w="http://schemas.openxmlformats.org/wordprocessingml/2006/main" xmlns:w14="http://schemas.microsoft.com/office/word/2010/wordml" xmlns:w15="http://schemas.microsoft.com/office/word/2012/wordml" xmlns:w16cex="http://schemas.microsoft.com/office/word/2018/wordml/cex" xmlns:w16cid="http://schemas.microsoft.com/office/word/2016/wordml/cid" xmlns:w16="http://schemas.microsoft.com/office/word/2018/wordml" xmlns:w16sdtdh="http://schemas.microsoft.com/office/word/2020/wordml/sdtdatahash" xmlns:w16se="http://schemas.microsoft.com/office/word/2015/wordml/symex" xmlns:wpg="http://schemas.microsoft.com/office/word/2010/wordprocessingGroup" xmlns:wpi="http://schemas.microsoft.com/office/word/2010/wordprocessingInk" xmlns:wne="http://schemas.microsoft.com/office/word/2006/wordml" xmlns:wps="http://schemas.microsoft.com/office/word/2010/wordprocessingShape" mc:Ignorable="w14 w15 w16se w16cid w16 w16cex w16sdtdh wp14">
+<w:numbering xmlns:wpc="http://schemas.microsoft.com/office/word/2010/wordprocessingCanvas" xmlns:cx="http://schemas.microsoft.com/office/drawing/2014/chartex" xmlns:cx1="http://schemas.microsoft.com/office/drawing/2015/9/8/chartex" xmlns:cx2="http://schemas.microsoft.com/office/drawing/2015/10/21/chartex" xmlns:cx3="http://schemas.microsoft.com/office/drawing/2016/5/9/chartex" xmlns:cx4="http://schemas.microsoft.com/office/drawing/2016/5/10/chartex" xmlns:cx5="http://schemas.microsoft.com/office/drawing/2016/5/11/chartex" xmlns:cx6="http://schemas.microsoft.com/office/drawing/2016/5/12/chartex" xmlns:cx7="http://schemas.microsoft.com/office/drawing/2016/5/13/chartex" xmlns:cx8="http://schemas.microsoft.com/office/drawing/2016/5/14/chartex" xmlns:mc="http://schemas.openxmlformats.org/markup-compatibility/2006" xmlns:aink="http://schemas.microsoft.com/office/drawing/2016/ink" xmlns:am3d="http://schemas.microsoft.com/office/drawing/2017/model3d" xmlns:o="urn:schemas-microsoft-com:office:office" xmlns:oel="http://schemas.microsoft.com/office/2019/extlst" xmlns:r="http://schemas.openxmlformats.org/officeDocument/2006/relationships" xmlns:m="http://schemas.openxmlformats.org/officeDocument/2006/math" xmlns:v="urn:schemas-microsoft-com:vml" xmlns:wp14="http://schemas.microsoft.com/office/word/2010/wordprocessingDrawing" xmlns:wp="http://schemas.openxmlformats.org/drawingml/2006/wordprocessingDrawing" xmlns:w10="urn:schemas-microsoft-com:office:word" xmlns:w="http://schemas.openxmlformats.org/wordprocessingml/2006/main" xmlns:w14="http://schemas.microsoft.com/office/word/2010/wordml" xmlns:w15="http://schemas.microsoft.com/office/word/2012/wordml" xmlns:w16cex="http://schemas.microsoft.com/office/word/2018/wordml/cex" xmlns:w16cid="http://schemas.microsoft.com/office/word/2016/wordml/cid" xmlns:w16="http://schemas.microsoft.com/office/word/2018/wordml" xmlns:w16du="http://schemas.microsoft.com/office/word/2023/wordml/word16du" xmlns:w16sdtdh="http://schemas.microsoft.com/office/word/2020/wordml/sdtdatahash" xmlns:w16sdtfl="http://schemas.microsoft.com/office/word/2024/wordml/sdtformatlock" xmlns:w16se="http://schemas.microsoft.com/office/word/2015/wordml/symex" xmlns:wpg="http://schemas.microsoft.com/office/word/2010/wordprocessingGroup" xmlns:wpi="http://schemas.microsoft.com/office/word/2010/wordprocessingInk" xmlns:wne="http://schemas.microsoft.com/office/word/2006/wordml" xmlns:wps="http://schemas.microsoft.com/office/word/2010/wordprocessingShape" mc:Ignorable="w14 w15 w16se w16cid w16 w16cex w16sdtdh w16sdtfl w16du wp14">
   <w:abstractNum w:abstractNumId="0" w15:restartNumberingAfterBreak="0">
     <w:nsid w:val="292B0D94"/>
     <w:multiLevelType w:val="hybridMultilevel"/>
@@ -9253,7 +8961,7 @@
 </file>
 
 <file path=word/styles.xml><?xml version="1.0" encoding="utf-8"?>
-<w:styles xmlns:mc="http://schemas.openxmlformats.org/markup-compatibility/2006" xmlns:r="http://schemas.openxmlformats.org/officeDocument/2006/relationships" xmlns:w="http://schemas.openxmlformats.org/wordprocessingml/2006/main" xmlns:w14="http://schemas.microsoft.com/office/word/2010/wordml" xmlns:w15="http://schemas.microsoft.com/office/word/2012/wordml" xmlns:w16cex="http://schemas.microsoft.com/office/word/2018/wordml/cex" xmlns:w16cid="http://schemas.microsoft.com/office/word/2016/wordml/cid" xmlns:w16="http://schemas.microsoft.com/office/word/2018/wordml" xmlns:w16sdtdh="http://schemas.microsoft.com/office/word/2020/wordml/sdtdatahash" xmlns:w16se="http://schemas.microsoft.com/office/word/2015/wordml/symex" mc:Ignorable="w14 w15 w16se w16cid w16 w16cex w16sdtdh">
+<w:styles xmlns:mc="http://schemas.openxmlformats.org/markup-compatibility/2006" xmlns:r="http://schemas.openxmlformats.org/officeDocument/2006/relationships" xmlns:w="http://schemas.openxmlformats.org/wordprocessingml/2006/main" xmlns:w14="http://schemas.microsoft.com/office/word/2010/wordml" xmlns:w15="http://schemas.microsoft.com/office/word/2012/wordml" xmlns:w16cex="http://schemas.microsoft.com/office/word/2018/wordml/cex" xmlns:w16cid="http://schemas.microsoft.com/office/word/2016/wordml/cid" xmlns:w16="http://schemas.microsoft.com/office/word/2018/wordml" xmlns:w16du="http://schemas.microsoft.com/office/word/2023/wordml/word16du" xmlns:w16sdtdh="http://schemas.microsoft.com/office/word/2020/wordml/sdtdatahash" xmlns:w16sdtfl="http://schemas.microsoft.com/office/word/2024/wordml/sdtformatlock" xmlns:w16se="http://schemas.microsoft.com/office/word/2015/wordml/symex" mc:Ignorable="w14 w15 w16se w16cid w16 w16cex w16sdtdh w16sdtfl w16du">
   <w:docDefaults>
     <w:rPrDefault>
       <w:rPr>
